--- a/ark-493-498/results/reconciliation_report.docx
+++ b/ark-493-498/results/reconciliation_report.docx
@@ -1461,12 +1461,12 @@
     <w:tbl>
       <w:tblPr>
         <w:tblStyle w:val="Table"/>
-        <w:tblW w:type="auto" w:w="0"/>
+        <w:tblW w:type="pct" w:w="5000"/>
         <w:tblLook w:firstRow="1" w:lastRow="0" w:firstColumn="0" w:lastColumn="0" w:noHBand="0" w:noVBand="0" w:val="0020"/>
       </w:tblPr>
       <w:tblGrid>
-        <w:gridCol w:w="3960"/>
-        <w:gridCol w:w="3960"/>
+        <w:gridCol w:w="4224"/>
+        <w:gridCol w:w="3696"/>
       </w:tblGrid>
       <w:tr>
         <w:trPr>
@@ -1648,7 +1648,37 @@
               <w:jc w:val="left"/>
             </w:pPr>
             <w:r>
-              <w:t xml:space="preserve">+1 (this testbed repository)</w:t>
+              <w:t xml:space="preserve">+0 (added to the existing</w:t>
+            </w:r>
+            <w:r>
+              <w:t xml:space="preserve"> </w:t>
+            </w:r>
+            <w:r>
+              <w:rPr>
+                <w:rStyle w:val="VerbatimChar"/>
+              </w:rPr>
+              <w:t xml:space="preserve">executionproof-testbeds</w:t>
+            </w:r>
+            <w:r>
+              <w:t xml:space="preserve"> </w:t>
+            </w:r>
+            <w:r>
+              <w:t xml:space="preserve">repository as the</w:t>
+            </w:r>
+            <w:r>
+              <w:t xml:space="preserve"> </w:t>
+            </w:r>
+            <w:r>
+              <w:rPr>
+                <w:rStyle w:val="VerbatimChar"/>
+              </w:rPr>
+              <w:t xml:space="preserve">ark-493-498/</w:t>
+            </w:r>
+            <w:r>
+              <w:t xml:space="preserve"> </w:t>
+            </w:r>
+            <w:r>
+              <w:t xml:space="preserve">subdirectory — no new repository created)</w:t>
             </w:r>
           </w:p>
         </w:tc>
@@ -2036,7 +2066,7 @@
               <w:jc w:val="left"/>
             </w:pPr>
             <w:r>
-              <w:t xml:space="preserve">+1</w:t>
+              <w:t xml:space="preserve">+0</w:t>
             </w:r>
           </w:p>
         </w:tc>
@@ -2052,7 +2082,7 @@
                 <w:bCs/>
                 <w:b/>
               </w:rPr>
-              <w:t xml:space="preserve">10</w:t>
+              <w:t xml:space="preserve">9</w:t>
             </w:r>
           </w:p>
         </w:tc>
@@ -2067,7 +2097,7 @@
           <w:bCs/>
           <w:b/>
         </w:rPr>
-        <w:t xml:space="preserve">Reconciled public headline numbers to use going forward: 72 experiments, 232 case records, 229 PASS, 2 FAIL, 1 GATE-STOP across 10 repositories.</w:t>
+        <w:t xml:space="preserve">Reconciled public headline numbers to use going forward: 72 experiments, 232 case records, 229 PASS, 2 FAIL, 1 GATE-STOP across 9 repositories.</w:t>
       </w:r>
     </w:p>
     <w:p>
